--- a/public/Documents/WattWizards - Technical Report.docx
+++ b/public/Documents/WattWizards - Technical Report.docx
@@ -21,12 +21,9 @@
           <w:sz w:val="40"/>
           <w:szCs w:val="40"/>
         </w:rPr>
-        <w:t>Project Title: WattWizards</w:t>
-      </w:r>
-    </w:p>
-    <w:p>
-      <w:pPr>
-        <w:jc w:val="center"/>
+        <w:t xml:space="preserve">WattWizards – Technical </w:t>
+      </w:r>
+      <w:r>
         <w:rPr>
           <w:rFonts w:ascii="Times New Roman" w:hAnsi="Times New Roman" w:cs="Times New Roman"/>
           <w:b/>
@@ -34,123 +31,83 @@
           <w:sz w:val="40"/>
           <w:szCs w:val="40"/>
         </w:rPr>
-      </w:pPr>
-      <w:r>
-        <w:rPr>
-          <w:rFonts w:ascii="Times New Roman" w:hAnsi="Times New Roman" w:cs="Times New Roman"/>
+        <w:t>Report</w:t>
+      </w:r>
+    </w:p>
+    <w:p>
+      <w:pPr>
+        <w:spacing w:after="0" w:line="240" w:lineRule="auto"/>
+        <w:rPr>
+          <w:rFonts w:ascii="Times New Roman" w:eastAsia="Times New Roman" w:hAnsi="Times New Roman" w:cs="Times New Roman"/>
           <w:b/>
           <w:bCs/>
-          <w:sz w:val="40"/>
-          <w:szCs w:val="40"/>
-        </w:rPr>
-        <w:t>Under the supervision of Engineer Muhammed Rushdy</w:t>
-      </w:r>
-    </w:p>
-    <w:p>
-      <w:pPr>
-        <w:jc w:val="center"/>
-        <w:rPr>
-          <w:rFonts w:ascii="Times New Roman" w:hAnsi="Times New Roman" w:cs="Times New Roman"/>
+          <w:sz w:val="28"/>
+          <w:szCs w:val="28"/>
+        </w:rPr>
+      </w:pPr>
+      <w:r>
+        <w:rPr>
+          <w:rFonts w:ascii="Times New Roman" w:eastAsia="Times New Roman" w:hAnsi="Times New Roman" w:cs="Times New Roman"/>
           <w:b/>
           <w:bCs/>
-          <w:sz w:val="40"/>
-          <w:szCs w:val="40"/>
-        </w:rPr>
-      </w:pPr>
-      <w:r>
-        <w:rPr>
-          <w:rFonts w:ascii="Times New Roman" w:hAnsi="Times New Roman" w:cs="Times New Roman"/>
+          <w:sz w:val="28"/>
+          <w:szCs w:val="28"/>
+        </w:rPr>
+        <w:t>1. Introduction</w:t>
+      </w:r>
+    </w:p>
+    <w:p>
+      <w:pPr>
+        <w:spacing w:after="0" w:line="240" w:lineRule="auto"/>
+        <w:rPr>
+          <w:rFonts w:ascii="Times New Roman" w:eastAsia="Times New Roman" w:hAnsi="Times New Roman" w:cs="Times New Roman"/>
+          <w:sz w:val="28"/>
+          <w:szCs w:val="28"/>
+        </w:rPr>
+      </w:pPr>
+    </w:p>
+    <w:p>
+      <w:pPr>
+        <w:rPr>
+          <w:rFonts w:ascii="Times New Roman" w:eastAsia="Times New Roman" w:hAnsi="Times New Roman" w:cs="Times New Roman"/>
+          <w:sz w:val="28"/>
+          <w:szCs w:val="28"/>
+        </w:rPr>
+      </w:pPr>
+      <w:r>
+        <w:rPr>
+          <w:rFonts w:ascii="Times New Roman" w:eastAsia="Times New Roman" w:hAnsi="Times New Roman" w:cs="Times New Roman"/>
+          <w:sz w:val="28"/>
+          <w:szCs w:val="28"/>
+        </w:rPr>
+        <w:t xml:space="preserve">Electrical engineers and technicians often struggle with precision and efficiency in electrical calculations, particularly in industrial and workshop settings. </w:t>
+      </w:r>
+      <w:r>
+        <w:rPr>
+          <w:rFonts w:ascii="Times New Roman" w:eastAsia="Times New Roman" w:hAnsi="Times New Roman" w:cs="Times New Roman"/>
           <w:b/>
           <w:bCs/>
-          <w:sz w:val="40"/>
-          <w:szCs w:val="40"/>
-        </w:rPr>
-        <w:t>Auth</w:t>
-      </w:r>
-      <w:r>
-        <w:rPr>
-          <w:rFonts w:ascii="Times New Roman" w:hAnsi="Times New Roman" w:cs="Times New Roman"/>
-          <w:b/>
-          <w:bCs/>
-          <w:sz w:val="40"/>
-          <w:szCs w:val="40"/>
-        </w:rPr>
-        <w:t>or: Ahmed Medhat</w:t>
-      </w:r>
+          <w:sz w:val="28"/>
+          <w:szCs w:val="28"/>
+        </w:rPr>
+        <w:t>WattWizards</w:t>
+      </w:r>
+      <w:r>
+        <w:rPr>
+          <w:rFonts w:ascii="Times New Roman" w:eastAsia="Times New Roman" w:hAnsi="Times New Roman" w:cs="Times New Roman"/>
+          <w:sz w:val="28"/>
+          <w:szCs w:val="28"/>
+        </w:rPr>
+        <w:t xml:space="preserve"> is a software web application designed to streamline electrical circuit analysis and computations, reducing errors and saving time. The application has been developed iteratively using Agile methodology, allowing continuous refinement based on user feedback.</w:t>
+      </w:r>
+      <w:bookmarkStart w:id="0" w:name="_GoBack"/>
+      <w:bookmarkEnd w:id="0"/>
     </w:p>
     <w:p>
       <w:pPr>
         <w:spacing w:after="0" w:line="240" w:lineRule="auto"/>
         <w:rPr>
           <w:rFonts w:ascii="Times New Roman" w:eastAsia="Times New Roman" w:hAnsi="Times New Roman" w:cs="Times New Roman"/>
-          <w:b/>
-          <w:bCs/>
-          <w:sz w:val="28"/>
-          <w:szCs w:val="28"/>
-        </w:rPr>
-      </w:pPr>
-    </w:p>
-    <w:p>
-      <w:pPr>
-        <w:spacing w:after="0" w:line="240" w:lineRule="auto"/>
-        <w:rPr>
-          <w:rFonts w:ascii="Times New Roman" w:eastAsia="Times New Roman" w:hAnsi="Times New Roman" w:cs="Times New Roman"/>
-          <w:sz w:val="28"/>
-          <w:szCs w:val="28"/>
-        </w:rPr>
-      </w:pPr>
-      <w:r>
-        <w:rPr>
-          <w:rFonts w:ascii="Times New Roman" w:eastAsia="Times New Roman" w:hAnsi="Times New Roman" w:cs="Times New Roman"/>
-          <w:b/>
-          <w:bCs/>
-          <w:sz w:val="28"/>
-          <w:szCs w:val="28"/>
-        </w:rPr>
-        <w:t>1. Introduction</w:t>
-      </w:r>
-    </w:p>
-    <w:p>
-      <w:pPr>
-        <w:spacing w:before="100" w:beforeAutospacing="1" w:after="100" w:afterAutospacing="1" w:line="240" w:lineRule="auto"/>
-        <w:rPr>
-          <w:rFonts w:ascii="Times New Roman" w:eastAsia="Times New Roman" w:hAnsi="Times New Roman" w:cs="Times New Roman"/>
-          <w:sz w:val="28"/>
-          <w:szCs w:val="28"/>
-        </w:rPr>
-      </w:pPr>
-      <w:r>
-        <w:rPr>
-          <w:rFonts w:ascii="Times New Roman" w:eastAsia="Times New Roman" w:hAnsi="Times New Roman" w:cs="Times New Roman"/>
-          <w:sz w:val="28"/>
-          <w:szCs w:val="28"/>
-        </w:rPr>
-        <w:t>Electrical engineers and technicians often face challenges with calculation accuracy and efficiency in factory and workshop settings. To address these issues, we developed a multi-platform application aimed at facilitating electrical circuit analysis and related calculations. The application minimizes errors, saves time, and ensures reliability, as validated through user feedback. It is now an essential tool for improving workflow accuracy and accessibility for engineers and technicians.</w:t>
-      </w:r>
-    </w:p>
-    <w:p>
-      <w:pPr>
-        <w:spacing w:before="100" w:beforeAutospacing="1" w:after="100" w:afterAutospacing="1" w:line="240" w:lineRule="auto"/>
-        <w:rPr>
-          <w:rFonts w:ascii="Times New Roman" w:eastAsia="Times New Roman" w:hAnsi="Times New Roman" w:cs="Times New Roman"/>
-          <w:sz w:val="28"/>
-          <w:szCs w:val="28"/>
-        </w:rPr>
-      </w:pPr>
-      <w:r>
-        <w:rPr>
-          <w:rFonts w:ascii="Times New Roman" w:eastAsia="Times New Roman" w:hAnsi="Times New Roman" w:cs="Times New Roman"/>
-          <w:sz w:val="28"/>
-          <w:szCs w:val="28"/>
-        </w:rPr>
-        <w:t>This report outlines the development process of the application, utilizing Agile methodology as the SDLC framework. Agile's iterative approach allowed continuous improvement and integration of features based on user feedback and evolving needs.</w:t>
-      </w:r>
-    </w:p>
-    <w:p>
-      <w:pPr>
-        <w:spacing w:after="0" w:line="240" w:lineRule="auto"/>
-        <w:rPr>
-          <w:rFonts w:ascii="Times New Roman" w:eastAsia="Times New Roman" w:hAnsi="Times New Roman" w:cs="Times New Roman"/>
           <w:sz w:val="28"/>
           <w:szCs w:val="28"/>
         </w:rPr>
@@ -162,7 +119,7 @@
           <w:szCs w:val="28"/>
         </w:rPr>
         <w:pict>
-          <v:rect id="_x0000_i1026" style="width:0;height:1.5pt" o:hralign="center" o:hrstd="t" o:hr="t" fillcolor="#a0a0a0" stroked="f"/>
+          <v:rect id="_x0000_i1043" style="width:0;height:1.5pt" o:hralign="center" o:hrstd="t" o:hr="t" fillcolor="#a0a0a0" stroked="f"/>
         </w:pict>
       </w:r>
     </w:p>
@@ -259,23 +216,23 @@
           <w:sz w:val="28"/>
           <w:szCs w:val="28"/>
         </w:rPr>
-        <w:t>Ensure cross-platform</w:t>
-      </w:r>
-      <w:r>
-        <w:rPr>
-          <w:rFonts w:ascii="Times New Roman" w:eastAsia="Times New Roman" w:hAnsi="Times New Roman" w:cs="Times New Roman"/>
-          <w:sz w:val="28"/>
-          <w:szCs w:val="28"/>
-        </w:rPr>
-        <w:t xml:space="preserve"> availability (desktop, web</w:t>
-      </w:r>
-      <w:r>
-        <w:rPr>
-          <w:rFonts w:ascii="Times New Roman" w:eastAsia="Times New Roman" w:hAnsi="Times New Roman" w:cs="Times New Roman"/>
-          <w:sz w:val="28"/>
-          <w:szCs w:val="28"/>
-        </w:rPr>
-        <w:t>).</w:t>
+        <w:t>Incorporate tools to enhance user experience (UX) a</w:t>
+      </w:r>
+      <w:r>
+        <w:rPr>
+          <w:rFonts w:ascii="Times New Roman" w:eastAsia="Times New Roman" w:hAnsi="Times New Roman" w:cs="Times New Roman"/>
+          <w:sz w:val="28"/>
+          <w:szCs w:val="28"/>
+        </w:rPr>
+        <w:t>nd accessibility, such as a support-based</w:t>
+      </w:r>
+      <w:r>
+        <w:rPr>
+          <w:rFonts w:ascii="Times New Roman" w:eastAsia="Times New Roman" w:hAnsi="Times New Roman" w:cs="Times New Roman"/>
+          <w:sz w:val="28"/>
+          <w:szCs w:val="28"/>
+        </w:rPr>
+        <w:t xml:space="preserve"> chatbot.</w:t>
       </w:r>
     </w:p>
     <w:p>
@@ -297,28 +254,6 @@
           <w:sz w:val="28"/>
           <w:szCs w:val="28"/>
         </w:rPr>
-        <w:t>Incorporate tools to enhance user experience (UX) and accessibility, such as an AI-based chatbot.</w:t>
-      </w:r>
-    </w:p>
-    <w:p>
-      <w:pPr>
-        <w:numPr>
-          <w:ilvl w:val="0"/>
-          <w:numId w:val="1"/>
-        </w:numPr>
-        <w:spacing w:before="100" w:beforeAutospacing="1" w:after="100" w:afterAutospacing="1" w:line="240" w:lineRule="auto"/>
-        <w:rPr>
-          <w:rFonts w:ascii="Times New Roman" w:eastAsia="Times New Roman" w:hAnsi="Times New Roman" w:cs="Times New Roman"/>
-          <w:sz w:val="28"/>
-          <w:szCs w:val="28"/>
-        </w:rPr>
-      </w:pPr>
-      <w:r>
-        <w:rPr>
-          <w:rFonts w:ascii="Times New Roman" w:eastAsia="Times New Roman" w:hAnsi="Times New Roman" w:cs="Times New Roman"/>
-          <w:sz w:val="28"/>
-          <w:szCs w:val="28"/>
-        </w:rPr>
         <w:t>Maintain flexibility for future updates and modifications.</w:t>
       </w:r>
     </w:p>
@@ -338,7 +273,7 @@
           <w:szCs w:val="28"/>
         </w:rPr>
         <w:pict>
-          <v:rect id="_x0000_i1027" style="width:0;height:1.5pt" o:hralign="center" o:hrstd="t" o:hr="t" fillcolor="#a0a0a0" stroked="f"/>
+          <v:rect id="_x0000_i1044" style="width:0;height:1.5pt" o:hralign="center" o:hrstd="t" o:hr="t" fillcolor="#a0a0a0" stroked="f"/>
         </w:pict>
       </w:r>
     </w:p>
@@ -355,6 +290,13 @@
     <w:p>
       <w:pPr>
         <w:spacing w:after="0" w:line="240" w:lineRule="auto"/>
+        <w:rPr>
+          <w:rFonts w:ascii="Times New Roman" w:eastAsia="Times New Roman" w:hAnsi="Times New Roman" w:cs="Times New Roman"/>
+          <w:sz w:val="28"/>
+          <w:szCs w:val="28"/>
+        </w:rPr>
+      </w:pPr>
+      <w:r>
         <w:rPr>
           <w:rFonts w:ascii="Times New Roman" w:eastAsia="Times New Roman" w:hAnsi="Times New Roman" w:cs="Times New Roman"/>
           <w:b/>
@@ -362,62 +304,6 @@
           <w:sz w:val="28"/>
           <w:szCs w:val="28"/>
         </w:rPr>
-      </w:pPr>
-    </w:p>
-    <w:p>
-      <w:pPr>
-        <w:spacing w:after="0" w:line="240" w:lineRule="auto"/>
-        <w:rPr>
-          <w:rFonts w:ascii="Times New Roman" w:eastAsia="Times New Roman" w:hAnsi="Times New Roman" w:cs="Times New Roman"/>
-          <w:b/>
-          <w:bCs/>
-          <w:sz w:val="28"/>
-          <w:szCs w:val="28"/>
-        </w:rPr>
-      </w:pPr>
-    </w:p>
-    <w:p>
-      <w:pPr>
-        <w:spacing w:after="0" w:line="240" w:lineRule="auto"/>
-        <w:rPr>
-          <w:rFonts w:ascii="Times New Roman" w:eastAsia="Times New Roman" w:hAnsi="Times New Roman" w:cs="Times New Roman"/>
-          <w:b/>
-          <w:bCs/>
-          <w:sz w:val="28"/>
-          <w:szCs w:val="28"/>
-        </w:rPr>
-      </w:pPr>
-    </w:p>
-    <w:p>
-      <w:pPr>
-        <w:spacing w:after="0" w:line="240" w:lineRule="auto"/>
-        <w:rPr>
-          <w:rFonts w:ascii="Times New Roman" w:eastAsia="Times New Roman" w:hAnsi="Times New Roman" w:cs="Times New Roman"/>
-          <w:b/>
-          <w:bCs/>
-          <w:sz w:val="28"/>
-          <w:szCs w:val="28"/>
-        </w:rPr>
-      </w:pPr>
-    </w:p>
-    <w:p>
-      <w:pPr>
-        <w:spacing w:after="0" w:line="240" w:lineRule="auto"/>
-        <w:rPr>
-          <w:rFonts w:ascii="Times New Roman" w:eastAsia="Times New Roman" w:hAnsi="Times New Roman" w:cs="Times New Roman"/>
-          <w:sz w:val="28"/>
-          <w:szCs w:val="28"/>
-        </w:rPr>
-      </w:pPr>
-      <w:r>
-        <w:rPr>
-          <w:rFonts w:ascii="Times New Roman" w:eastAsia="Times New Roman" w:hAnsi="Times New Roman" w:cs="Times New Roman"/>
-          <w:b/>
-          <w:bCs/>
-          <w:sz w:val="28"/>
-          <w:szCs w:val="28"/>
-        </w:rPr>
-        <w:lastRenderedPageBreak/>
         <w:t>3. Methodology: Agile SDLC</w:t>
       </w:r>
     </w:p>
@@ -560,7 +446,7 @@
           <w:sz w:val="28"/>
           <w:szCs w:val="28"/>
         </w:rPr>
-        <w:t>Support for complex electrical calculations.</w:t>
+        <w:t>Support for electrical calculations.</w:t>
       </w:r>
     </w:p>
     <w:p>
@@ -616,6 +502,16 @@
           <w:szCs w:val="28"/>
         </w:rPr>
       </w:pPr>
+    </w:p>
+    <w:p>
+      <w:pPr>
+        <w:spacing w:before="100" w:beforeAutospacing="1" w:after="100" w:afterAutospacing="1" w:line="240" w:lineRule="auto"/>
+        <w:rPr>
+          <w:rFonts w:ascii="Times New Roman" w:eastAsia="Times New Roman" w:hAnsi="Times New Roman" w:cs="Times New Roman"/>
+          <w:sz w:val="28"/>
+          <w:szCs w:val="28"/>
+        </w:rPr>
+      </w:pPr>
       <w:r>
         <w:rPr>
           <w:rFonts w:ascii="Times New Roman" w:eastAsia="Times New Roman" w:hAnsi="Times New Roman" w:cs="Times New Roman"/>
@@ -624,6 +520,7 @@
           <w:sz w:val="28"/>
           <w:szCs w:val="28"/>
         </w:rPr>
+        <w:lastRenderedPageBreak/>
         <w:t>3.2. Design and Prototyping</w:t>
       </w:r>
     </w:p>
@@ -794,6 +691,7 @@
     <w:p>
       <w:pPr>
         <w:spacing w:before="100" w:beforeAutospacing="1" w:after="100" w:afterAutospacing="1" w:line="240" w:lineRule="auto"/>
+        <w:ind w:left="360"/>
         <w:rPr>
           <w:rFonts w:ascii="Times New Roman" w:eastAsia="Times New Roman" w:hAnsi="Times New Roman" w:cs="Times New Roman"/>
           <w:sz w:val="28"/>
@@ -975,6 +873,17 @@
     </w:p>
     <w:p>
       <w:pPr>
+        <w:spacing w:before="100" w:beforeAutospacing="1" w:after="100" w:afterAutospacing="1" w:line="240" w:lineRule="auto"/>
+        <w:ind w:left="1440"/>
+        <w:rPr>
+          <w:rFonts w:ascii="Times New Roman" w:eastAsia="Times New Roman" w:hAnsi="Times New Roman" w:cs="Times New Roman"/>
+          <w:sz w:val="28"/>
+          <w:szCs w:val="28"/>
+        </w:rPr>
+      </w:pPr>
+    </w:p>
+    <w:p>
+      <w:pPr>
         <w:numPr>
           <w:ilvl w:val="0"/>
           <w:numId w:val="4"/>
@@ -1051,20 +960,20 @@
           <w:ilvl w:val="1"/>
           <w:numId w:val="4"/>
         </w:numPr>
-        <w:spacing w:before="100" w:beforeAutospacing="1" w:after="100" w:afterAutospacing="1" w:line="240" w:lineRule="auto"/>
-        <w:rPr>
-          <w:rFonts w:ascii="Times New Roman" w:eastAsia="Times New Roman" w:hAnsi="Times New Roman" w:cs="Times New Roman"/>
-          <w:sz w:val="28"/>
-          <w:szCs w:val="28"/>
-        </w:rPr>
-      </w:pPr>
-      <w:r>
-        <w:rPr>
-          <w:rFonts w:ascii="Times New Roman" w:eastAsia="Times New Roman" w:hAnsi="Times New Roman" w:cs="Times New Roman"/>
-          <w:sz w:val="28"/>
-          <w:szCs w:val="28"/>
-        </w:rPr>
-        <w:t xml:space="preserve">Introduced an </w:t>
+        <w:spacing w:before="100" w:beforeAutospacing="1" w:after="100" w:afterAutospacing="1" w:line="600" w:lineRule="auto"/>
+        <w:rPr>
+          <w:rFonts w:ascii="Times New Roman" w:eastAsia="Times New Roman" w:hAnsi="Times New Roman" w:cs="Times New Roman"/>
+          <w:sz w:val="28"/>
+          <w:szCs w:val="28"/>
+        </w:rPr>
+      </w:pPr>
+      <w:r>
+        <w:rPr>
+          <w:rFonts w:ascii="Times New Roman" w:eastAsia="Times New Roman" w:hAnsi="Times New Roman" w:cs="Times New Roman"/>
+          <w:sz w:val="28"/>
+          <w:szCs w:val="28"/>
+        </w:rPr>
+        <w:t xml:space="preserve">Integrated an </w:t>
       </w:r>
       <w:r>
         <w:rPr>
@@ -1082,7 +991,25 @@
           <w:sz w:val="28"/>
           <w:szCs w:val="28"/>
         </w:rPr>
-        <w:t xml:space="preserve"> using React.js and OpenAI's API, enabling user assistance for calculations and navigation.</w:t>
+        <w:t xml:space="preserve"> using </w:t>
+      </w:r>
+      <w:r>
+        <w:rPr>
+          <w:rFonts w:ascii="Times New Roman" w:eastAsia="Times New Roman" w:hAnsi="Times New Roman" w:cs="Times New Roman"/>
+          <w:b/>
+          <w:bCs/>
+          <w:sz w:val="28"/>
+          <w:szCs w:val="28"/>
+        </w:rPr>
+        <w:t xml:space="preserve">OpenAI </w:t>
+      </w:r>
+      <w:r>
+        <w:rPr>
+          <w:rFonts w:ascii="Times New Roman" w:eastAsia="Times New Roman" w:hAnsi="Times New Roman" w:cs="Times New Roman"/>
+          <w:sz w:val="28"/>
+          <w:szCs w:val="28"/>
+        </w:rPr>
+        <w:t>API for user support.</w:t>
       </w:r>
     </w:p>
     <w:p>
@@ -1106,8 +1033,17 @@
           <w:sz w:val="28"/>
           <w:szCs w:val="28"/>
         </w:rPr>
-        <w:lastRenderedPageBreak/>
         <w:t>Final Stage</w:t>
+      </w:r>
+      <w:r>
+        <w:rPr>
+          <w:rFonts w:ascii="Times New Roman" w:eastAsia="Times New Roman" w:hAnsi="Times New Roman" w:cs="Times New Roman"/>
+          <w:b/>
+          <w:bCs/>
+          <w:sz w:val="28"/>
+          <w:szCs w:val="28"/>
+        </w:rPr>
+        <w:t xml:space="preserve"> (Full Scale Web Application)</w:t>
       </w:r>
       <w:r>
         <w:rPr>
@@ -1169,15 +1105,15 @@
           <w:sz w:val="28"/>
           <w:szCs w:val="28"/>
         </w:rPr>
-        <w:t>React.js with TypeScript</w:t>
-      </w:r>
-      <w:r>
-        <w:rPr>
-          <w:rFonts w:ascii="Times New Roman" w:eastAsia="Times New Roman" w:hAnsi="Times New Roman" w:cs="Times New Roman"/>
-          <w:sz w:val="28"/>
-          <w:szCs w:val="28"/>
-        </w:rPr>
-        <w:t xml:space="preserve"> for dynamic and responsive UI.</w:t>
+        <w:t xml:space="preserve">React.js/Bootstrap </w:t>
+      </w:r>
+      <w:r>
+        <w:rPr>
+          <w:rFonts w:ascii="Times New Roman" w:eastAsia="Times New Roman" w:hAnsi="Times New Roman" w:cs="Times New Roman"/>
+          <w:sz w:val="28"/>
+          <w:szCs w:val="28"/>
+        </w:rPr>
+        <w:t>for dynamic and responsive UI.</w:t>
       </w:r>
     </w:p>
     <w:p>
@@ -1209,15 +1145,15 @@
           <w:sz w:val="28"/>
           <w:szCs w:val="28"/>
         </w:rPr>
-        <w:t>Node.js and PHP (Laravel Framework)</w:t>
-      </w:r>
-      <w:r>
-        <w:rPr>
-          <w:rFonts w:ascii="Times New Roman" w:eastAsia="Times New Roman" w:hAnsi="Times New Roman" w:cs="Times New Roman"/>
-          <w:sz w:val="28"/>
-          <w:szCs w:val="28"/>
-        </w:rPr>
-        <w:t xml:space="preserve"> for robust server-side functionality.</w:t>
+        <w:t xml:space="preserve">Node.js, Express.js &amp; Laravel (PHP-based Framework) </w:t>
+      </w:r>
+      <w:r>
+        <w:rPr>
+          <w:rFonts w:ascii="Times New Roman" w:eastAsia="Times New Roman" w:hAnsi="Times New Roman" w:cs="Times New Roman"/>
+          <w:sz w:val="28"/>
+          <w:szCs w:val="28"/>
+        </w:rPr>
+        <w:t>for robust server-side functionality.</w:t>
       </w:r>
     </w:p>
     <w:p>
@@ -1339,6 +1275,7 @@
           <w:sz w:val="28"/>
           <w:szCs w:val="28"/>
         </w:rPr>
+        <w:lastRenderedPageBreak/>
         <w:t>Conducted unit testing and integration testing after each sprint to ensure functionality and reliability.</w:t>
       </w:r>
     </w:p>
@@ -1413,10 +1350,32 @@
           <w:sz w:val="28"/>
           <w:szCs w:val="28"/>
         </w:rPr>
-        <w:t>Deployed the application as a cloud-hosted web app accessible on desktops and mobile devices.</w:t>
-      </w:r>
-      <w:bookmarkStart w:id="0" w:name="_GoBack"/>
-      <w:bookmarkEnd w:id="0"/>
+        <w:t>The app</w:t>
+      </w:r>
+      <w:r>
+        <w:rPr>
+          <w:rFonts w:ascii="Times New Roman" w:eastAsia="Times New Roman" w:hAnsi="Times New Roman" w:cs="Times New Roman"/>
+          <w:sz w:val="28"/>
+          <w:szCs w:val="28"/>
+        </w:rPr>
+        <w:t>lication</w:t>
+      </w:r>
+      <w:r>
+        <w:rPr>
+          <w:rFonts w:ascii="Times New Roman" w:eastAsia="Times New Roman" w:hAnsi="Times New Roman" w:cs="Times New Roman"/>
+          <w:sz w:val="28"/>
+          <w:szCs w:val="28"/>
+        </w:rPr>
+        <w:t xml:space="preserve"> will be deployed </w:t>
+      </w:r>
+      <w:r>
+        <w:rPr>
+          <w:rFonts w:ascii="Times New Roman" w:eastAsia="Times New Roman" w:hAnsi="Times New Roman" w:cs="Times New Roman"/>
+          <w:sz w:val="28"/>
+          <w:szCs w:val="28"/>
+        </w:rPr>
+        <w:t>as a cloud-hosted web app accessible on desktops and mobile devices.</w:t>
+      </w:r>
     </w:p>
     <w:p>
       <w:pPr>
@@ -1489,28 +1448,6 @@
           <w:sz w:val="28"/>
           <w:szCs w:val="28"/>
         </w:rPr>
-        <w:t>Integrated real-time monitoring tools to track performance and user interactions.</w:t>
-      </w:r>
-    </w:p>
-    <w:p>
-      <w:pPr>
-        <w:numPr>
-          <w:ilvl w:val="0"/>
-          <w:numId w:val="7"/>
-        </w:numPr>
-        <w:spacing w:before="100" w:beforeAutospacing="1" w:after="100" w:afterAutospacing="1" w:line="240" w:lineRule="auto"/>
-        <w:rPr>
-          <w:rFonts w:ascii="Times New Roman" w:eastAsia="Times New Roman" w:hAnsi="Times New Roman" w:cs="Times New Roman"/>
-          <w:sz w:val="28"/>
-          <w:szCs w:val="28"/>
-        </w:rPr>
-      </w:pPr>
-      <w:r>
-        <w:rPr>
-          <w:rFonts w:ascii="Times New Roman" w:eastAsia="Times New Roman" w:hAnsi="Times New Roman" w:cs="Times New Roman"/>
-          <w:sz w:val="28"/>
-          <w:szCs w:val="28"/>
-        </w:rPr>
         <w:t>Established a continuous feedback loop, enabling agile responses to feature requests and issue reports.</w:t>
       </w:r>
     </w:p>
@@ -1530,7 +1467,7 @@
           <w:szCs w:val="28"/>
         </w:rPr>
         <w:pict>
-          <v:rect id="_x0000_i1028" style="width:0;height:1.5pt" o:hralign="center" o:hrstd="t" o:hr="t" fillcolor="#a0a0a0" stroked="f"/>
+          <v:rect id="_x0000_i1045" style="width:0;height:1.5pt" o:hralign="center" o:hrstd="t" o:hr="t" fillcolor="#a0a0a0" stroked="f"/>
         </w:pict>
       </w:r>
     </w:p>
@@ -1547,6 +1484,13 @@
     <w:p>
       <w:pPr>
         <w:spacing w:after="0" w:line="240" w:lineRule="auto"/>
+        <w:rPr>
+          <w:rFonts w:ascii="Times New Roman" w:eastAsia="Times New Roman" w:hAnsi="Times New Roman" w:cs="Times New Roman"/>
+          <w:sz w:val="28"/>
+          <w:szCs w:val="28"/>
+        </w:rPr>
+      </w:pPr>
+      <w:r>
         <w:rPr>
           <w:rFonts w:ascii="Times New Roman" w:eastAsia="Times New Roman" w:hAnsi="Times New Roman" w:cs="Times New Roman"/>
           <w:b/>
@@ -1554,92 +1498,35 @@
           <w:sz w:val="28"/>
           <w:szCs w:val="28"/>
         </w:rPr>
-      </w:pPr>
-    </w:p>
-    <w:p>
-      <w:pPr>
-        <w:spacing w:after="0" w:line="240" w:lineRule="auto"/>
-        <w:rPr>
-          <w:rFonts w:ascii="Times New Roman" w:eastAsia="Times New Roman" w:hAnsi="Times New Roman" w:cs="Times New Roman"/>
-          <w:b/>
-          <w:bCs/>
-          <w:sz w:val="28"/>
-          <w:szCs w:val="28"/>
-        </w:rPr>
-      </w:pPr>
-    </w:p>
-    <w:p>
-      <w:pPr>
-        <w:spacing w:after="0" w:line="240" w:lineRule="auto"/>
-        <w:rPr>
-          <w:rFonts w:ascii="Times New Roman" w:eastAsia="Times New Roman" w:hAnsi="Times New Roman" w:cs="Times New Roman"/>
-          <w:b/>
-          <w:bCs/>
-          <w:sz w:val="28"/>
-          <w:szCs w:val="28"/>
-        </w:rPr>
-      </w:pPr>
-    </w:p>
-    <w:p>
-      <w:pPr>
-        <w:spacing w:after="0" w:line="240" w:lineRule="auto"/>
-        <w:rPr>
-          <w:rFonts w:ascii="Times New Roman" w:eastAsia="Times New Roman" w:hAnsi="Times New Roman" w:cs="Times New Roman"/>
-          <w:sz w:val="28"/>
-          <w:szCs w:val="28"/>
-        </w:rPr>
-      </w:pPr>
-      <w:r>
-        <w:rPr>
-          <w:rFonts w:ascii="Times New Roman" w:eastAsia="Times New Roman" w:hAnsi="Times New Roman" w:cs="Times New Roman"/>
-          <w:b/>
-          <w:bCs/>
-          <w:sz w:val="28"/>
-          <w:szCs w:val="28"/>
-        </w:rPr>
-        <w:lastRenderedPageBreak/>
         <w:t>4. Key Features</w:t>
       </w:r>
     </w:p>
     <w:p>
       <w:pPr>
+        <w:pStyle w:val="NormalWeb"/>
         <w:numPr>
           <w:ilvl w:val="0"/>
           <w:numId w:val="8"/>
         </w:numPr>
-        <w:spacing w:before="100" w:beforeAutospacing="1" w:after="100" w:afterAutospacing="1" w:line="240" w:lineRule="auto"/>
-        <w:rPr>
-          <w:rFonts w:ascii="Times New Roman" w:eastAsia="Times New Roman" w:hAnsi="Times New Roman" w:cs="Times New Roman"/>
-          <w:sz w:val="28"/>
-          <w:szCs w:val="28"/>
-        </w:rPr>
-      </w:pPr>
-      <w:r>
-        <w:rPr>
-          <w:rFonts w:ascii="Times New Roman" w:eastAsia="Times New Roman" w:hAnsi="Times New Roman" w:cs="Times New Roman"/>
-          <w:b/>
-          <w:bCs/>
-          <w:sz w:val="28"/>
-          <w:szCs w:val="28"/>
-        </w:rPr>
-        <w:t>Calculation Tools</w:t>
-      </w:r>
-      <w:r>
-        <w:rPr>
-          <w:rFonts w:ascii="Times New Roman" w:eastAsia="Times New Roman" w:hAnsi="Times New Roman" w:cs="Times New Roman"/>
-          <w:sz w:val="28"/>
-          <w:szCs w:val="28"/>
-        </w:rPr>
-        <w:t>:</w:t>
-      </w:r>
-      <w:r>
-        <w:rPr>
-          <w:rFonts w:ascii="Times New Roman" w:eastAsia="Times New Roman" w:hAnsi="Times New Roman" w:cs="Times New Roman"/>
-          <w:sz w:val="28"/>
-          <w:szCs w:val="28"/>
-        </w:rPr>
-        <w:br/>
-        <w:t>Automated complex electrical computations with real-time error detection.</w:t>
+        <w:rPr>
+          <w:sz w:val="28"/>
+          <w:szCs w:val="28"/>
+        </w:rPr>
+      </w:pPr>
+      <w:r>
+        <w:rPr>
+          <w:rStyle w:val="Strong"/>
+          <w:sz w:val="28"/>
+          <w:szCs w:val="28"/>
+        </w:rPr>
+        <w:t>Automated Calculation Tools:</w:t>
+      </w:r>
+      <w:r>
+        <w:rPr>
+          <w:sz w:val="28"/>
+          <w:szCs w:val="28"/>
+        </w:rPr>
+        <w:t xml:space="preserve"> Reduces manual errors and improves efficiency.</w:t>
       </w:r>
     </w:p>
     <w:p>
@@ -1663,7 +1550,17 @@
           <w:sz w:val="28"/>
           <w:szCs w:val="28"/>
         </w:rPr>
-        <w:t>AI Chatbot</w:t>
+        <w:t>Support</w:t>
+      </w:r>
+      <w:r>
+        <w:rPr>
+          <w:rFonts w:ascii="Times New Roman" w:eastAsia="Times New Roman" w:hAnsi="Times New Roman" w:cs="Times New Roman"/>
+          <w:b/>
+          <w:bCs/>
+          <w:sz w:val="28"/>
+          <w:szCs w:val="28"/>
+        </w:rPr>
+        <w:t xml:space="preserve"> Chatbot</w:t>
       </w:r>
       <w:r>
         <w:rPr>
@@ -1693,7 +1590,23 @@
           <w:sz w:val="28"/>
           <w:szCs w:val="28"/>
         </w:rPr>
-        <w:t>Initially developed with React.js and OpenAI's API for advanced user assistance.</w:t>
+        <w:t>In</w:t>
+      </w:r>
+      <w:r>
+        <w:rPr>
+          <w:rFonts w:ascii="Times New Roman" w:eastAsia="Times New Roman" w:hAnsi="Times New Roman" w:cs="Times New Roman"/>
+          <w:sz w:val="28"/>
+          <w:szCs w:val="28"/>
+        </w:rPr>
+        <w:t xml:space="preserve">itially developed with </w:t>
+      </w:r>
+      <w:r>
+        <w:rPr>
+          <w:rFonts w:ascii="Times New Roman" w:eastAsia="Times New Roman" w:hAnsi="Times New Roman" w:cs="Times New Roman"/>
+          <w:sz w:val="28"/>
+          <w:szCs w:val="28"/>
+        </w:rPr>
+        <w:t>OpenAI's API for advanced user assistance.</w:t>
       </w:r>
     </w:p>
     <w:p>
@@ -1747,15 +1660,14 @@
           <w:sz w:val="28"/>
           <w:szCs w:val="28"/>
         </w:rPr>
-        <w:t>:</w:t>
-      </w:r>
-      <w:r>
-        <w:rPr>
-          <w:rFonts w:ascii="Times New Roman" w:eastAsia="Times New Roman" w:hAnsi="Times New Roman" w:cs="Times New Roman"/>
-          <w:sz w:val="28"/>
-          <w:szCs w:val="28"/>
-        </w:rPr>
-        <w:br/>
+        <w:t xml:space="preserve">: </w:t>
+      </w:r>
+      <w:r>
+        <w:rPr>
+          <w:rFonts w:ascii="Times New Roman" w:eastAsia="Times New Roman" w:hAnsi="Times New Roman" w:cs="Times New Roman"/>
+          <w:sz w:val="28"/>
+          <w:szCs w:val="28"/>
+        </w:rPr>
         <w:t>Fully responsive UI, ensuring seamless operation across desktops, tablets, and mobile devices.</w:t>
       </w:r>
     </w:p>
@@ -1788,15 +1700,14 @@
           <w:sz w:val="28"/>
           <w:szCs w:val="28"/>
         </w:rPr>
-        <w:t>:</w:t>
-      </w:r>
-      <w:r>
-        <w:rPr>
-          <w:rFonts w:ascii="Times New Roman" w:eastAsia="Times New Roman" w:hAnsi="Times New Roman" w:cs="Times New Roman"/>
-          <w:sz w:val="28"/>
-          <w:szCs w:val="28"/>
-        </w:rPr>
-        <w:br/>
+        <w:t xml:space="preserve">: </w:t>
+      </w:r>
+      <w:r>
+        <w:rPr>
+          <w:rFonts w:ascii="Times New Roman" w:eastAsia="Times New Roman" w:hAnsi="Times New Roman" w:cs="Times New Roman"/>
+          <w:sz w:val="28"/>
+          <w:szCs w:val="28"/>
+        </w:rPr>
         <w:t>MySQL database for efficient data management and future scalability.</w:t>
       </w:r>
     </w:p>
@@ -1829,15 +1740,14 @@
           <w:sz w:val="28"/>
           <w:szCs w:val="28"/>
         </w:rPr>
-        <w:t>:</w:t>
-      </w:r>
-      <w:r>
-        <w:rPr>
-          <w:rFonts w:ascii="Times New Roman" w:eastAsia="Times New Roman" w:hAnsi="Times New Roman" w:cs="Times New Roman"/>
-          <w:sz w:val="28"/>
-          <w:szCs w:val="28"/>
-        </w:rPr>
-        <w:br/>
+        <w:t xml:space="preserve">: </w:t>
+      </w:r>
+      <w:r>
+        <w:rPr>
+          <w:rFonts w:ascii="Times New Roman" w:eastAsia="Times New Roman" w:hAnsi="Times New Roman" w:cs="Times New Roman"/>
+          <w:sz w:val="28"/>
+          <w:szCs w:val="28"/>
+        </w:rPr>
         <w:t>Designed for desktop and web environments with planned expansions to mobile platforms.</w:t>
       </w:r>
     </w:p>
@@ -1857,7 +1767,7 @@
           <w:szCs w:val="28"/>
         </w:rPr>
         <w:pict>
-          <v:rect id="_x0000_i1029" style="width:0;height:1.5pt" o:hralign="center" o:hrstd="t" o:hr="t" fillcolor="#a0a0a0" stroked="f"/>
+          <v:rect id="_x0000_i1046" style="width:0;height:1.5pt" o:hralign="center" o:hrstd="t" o:hr="t" fillcolor="#a0a0a0" stroked="f"/>
         </w:pict>
       </w:r>
     </w:p>
@@ -1912,6 +1822,7 @@
           <w:sz w:val="28"/>
           <w:szCs w:val="28"/>
         </w:rPr>
+        <w:lastRenderedPageBreak/>
         <w:t>Positive Feedback</w:t>
       </w:r>
       <w:r>
@@ -2003,7 +1914,7 @@
           <w:szCs w:val="28"/>
         </w:rPr>
         <w:pict>
-          <v:rect id="_x0000_i1030" style="width:0;height:1.5pt" o:hralign="center" o:hrstd="t" o:hr="t" fillcolor="#a0a0a0" stroked="f"/>
+          <v:rect id="_x0000_i1047" style="width:0;height:1.5pt" o:hralign="center" o:hrstd="t" o:hr="t" fillcolor="#a0a0a0" stroked="f"/>
         </w:pict>
       </w:r>
     </w:p>
@@ -2114,7 +2025,6 @@
           <w:sz w:val="28"/>
           <w:szCs w:val="28"/>
         </w:rPr>
-        <w:lastRenderedPageBreak/>
         <w:t>Extending mobile application functionality.</w:t>
       </w:r>
     </w:p>
@@ -2156,7 +2066,7 @@
           <w:szCs w:val="28"/>
         </w:rPr>
         <w:pict>
-          <v:rect id="_x0000_i1031" style="width:0;height:1.5pt" o:hralign="center" o:hrstd="t" o:hr="t" fillcolor="#a0a0a0" stroked="f"/>
+          <v:rect id="_x0000_i1048" style="width:0;height:1.5pt" o:hralign="center" o:hrstd="t" o:hr="t" fillcolor="#a0a0a0" stroked="f"/>
         </w:pict>
       </w:r>
     </w:p>
@@ -2354,6 +2264,12 @@
       <w:footerReference w:type="default" r:id="rId7"/>
       <w:pgSz w:w="12240" w:h="15840"/>
       <w:pgMar w:top="1440" w:right="1440" w:bottom="1440" w:left="1440" w:header="720" w:footer="720" w:gutter="0"/>
+      <w:pgBorders w:offsetFrom="page">
+        <w:top w:val="single" w:sz="18" w:space="24" w:color="002060"/>
+        <w:left w:val="single" w:sz="18" w:space="24" w:color="002060"/>
+        <w:bottom w:val="single" w:sz="18" w:space="24" w:color="002060"/>
+        <w:right w:val="single" w:sz="18" w:space="24" w:color="002060"/>
+      </w:pgBorders>
       <w:cols w:space="720"/>
       <w:docGrid w:linePitch="360"/>
     </w:sectPr>
@@ -2429,7 +2345,7 @@
         <w:noProof/>
         <w:color w:val="5B9BD5" w:themeColor="accent1"/>
       </w:rPr>
-      <w:t>5</w:t>
+      <w:t>4</w:t>
     </w:r>
     <w:r>
       <w:rPr>
@@ -4577,7 +4493,6 @@
     <w:name w:val="Normal (Web)"/>
     <w:basedOn w:val="Normal"/>
     <w:uiPriority w:val="99"/>
-    <w:semiHidden/>
     <w:unhideWhenUsed/>
     <w:rsid w:val="00F1152A"/>
     <w:pPr>
@@ -4654,6 +4569,17 @@
     <w:link w:val="Footer"/>
     <w:uiPriority w:val="99"/>
     <w:rsid w:val="00F1152A"/>
+  </w:style>
+  <w:style w:type="paragraph" w:styleId="ListParagraph">
+    <w:name w:val="List Paragraph"/>
+    <w:basedOn w:val="Normal"/>
+    <w:uiPriority w:val="34"/>
+    <w:qFormat/>
+    <w:rsid w:val="00B50138"/>
+    <w:pPr>
+      <w:ind w:left="720"/>
+      <w:contextualSpacing/>
+    </w:pPr>
   </w:style>
 </w:styles>
 </file>
